--- a/word_reports/LP_0032_위치_361_Various Artists_Canzone B.docx
+++ b/word_reports/LP_0032_위치_361_Various Artists_Canzone B.docx
@@ -4,7 +4,7 @@
   <w:body>
     <w:p>
       <w:pPr>
-        <w:spacing w:after="280"/>
+        <w:spacing w:after="80"/>
       </w:pPr>
       <w:r>
         <w:rPr w:rFonts="맑은 고딕">
@@ -13,94 +13,47 @@
           <w:color w:val="1E3A8A"/>
           <w:sz w:val="30"/>
         </w:rPr>
-        <w:t>[361] Various Artists - Canzone Best 24 (더블)</w:t>
+        <w:t>Various Artists - Canzone Best 24 (더블)</w:t>
       </w:r>
     </w:p>
     <w:p>
       <w:pPr>
-        <w:spacing w:after="320"/>
+        <w:spacing w:after="240"/>
       </w:pPr>
       <w:r>
         <w:rPr w:rFonts="맑은 고딕">
           <w:rFonts w:ascii="맑은 고딕" w:hAnsi="맑은 고딕" w:eastAsia="맑은 고딕"/>
           <w:b/>
-          <w:sz w:val="20"/>
+          <w:color w:val="4B5563"/>
+          <w:sz w:val="22"/>
         </w:rPr>
-        <w:t>■ 위치 : 361</w:t>
-        <w:br/>
-      </w:r>
-      <w:r>
-        <w:rPr w:rFonts="맑은 고딕">
-          <w:rFonts w:ascii="맑은 고딕" w:hAnsi="맑은 고딕" w:eastAsia="맑은 고딕"/>
-          <w:b/>
-          <w:sz w:val="20"/>
-        </w:rPr>
-        <w:t>■ 아티스트 : Various Artists</w:t>
-        <w:br/>
-      </w:r>
-      <w:r>
-        <w:rPr w:rFonts="맑은 고딕">
-          <w:rFonts w:ascii="맑은 고딕" w:hAnsi="맑은 고딕" w:eastAsia="맑은 고딕"/>
-          <w:b/>
-          <w:sz w:val="20"/>
-        </w:rPr>
-        <w:t>■ 앨범명 : Canzone Best 24 (더블)</w:t>
-        <w:br/>
-      </w:r>
-      <w:r>
-        <w:rPr w:rFonts="맑은 고딕">
-          <w:rFonts w:ascii="맑은 고딕" w:hAnsi="맑은 고딕" w:eastAsia="맑은 고딕"/>
-          <w:b w:val="0"/>
-          <w:sz w:val="20"/>
-        </w:rPr>
-        <w:t>■ 음반 레이블 : Seven Seas / King Record (오아시스/성음 라이선스)</w:t>
-        <w:br/>
-      </w:r>
-      <w:r>
-        <w:rPr w:rFonts="맑은 고딕">
-          <w:rFonts w:ascii="맑은 고딕" w:hAnsi="맑은 고딕" w:eastAsia="맑은 고딕"/>
-          <w:b w:val="0"/>
-          <w:sz w:val="20"/>
-        </w:rPr>
-        <w:t>■ 발매년도 : 1975</w:t>
-        <w:br/>
-      </w:r>
-      <w:r>
-        <w:rPr w:rFonts="맑은 고딕">
-          <w:rFonts w:ascii="맑은 고딕" w:hAnsi="맑은 고딕" w:eastAsia="맑은 고딕"/>
-          <w:b w:val="0"/>
-          <w:sz w:val="20"/>
-        </w:rPr>
-        <w:t>■ 장르 : 칸초네 (Canzone) / 이탈리안 팝</w:t>
-        <w:br/>
-      </w:r>
-      <w:r>
-        <w:rPr w:rFonts="맑은 고딕">
-          <w:rFonts w:ascii="맑은 고딕" w:hAnsi="맑은 고딕" w:eastAsia="맑은 고딕"/>
-          <w:b w:val="0"/>
-          <w:sz w:val="20"/>
-        </w:rPr>
-        <w:t>■ 주요 수록곡 : - Gigliola Cinquetti - Non Ho L'Età (나이도 어린데)</w:t>
-        <w:br/>
+        <w:t>위치 :  361</w:t>
       </w:r>
     </w:p>
     <w:p>
       <w:pPr>
-        <w:spacing w:after="160"/>
+        <w:spacing w:line="324" w:lineRule="auto" w:before="80" w:after="160"/>
       </w:pPr>
       <w:r>
         <w:rPr w:rFonts="맑은 고딕">
           <w:rFonts w:ascii="맑은 고딕" w:hAnsi="맑은 고딕" w:eastAsia="맑은 고딕"/>
           <w:b/>
           <w:color w:val="1F2937"/>
-          <w:sz w:val="24"/>
+          <w:sz w:val="22"/>
         </w:rPr>
-        <w:t>■ 음반 해설 및 감상 가이드</w:t>
+        <w:t xml:space="preserve">[음반 소개] </w:t>
+      </w:r>
+      <w:r>
+        <w:rPr w:rFonts="맑은 고딕">
+          <w:rFonts w:ascii="맑은 고딕" w:hAnsi="맑은 고딕" w:eastAsia="맑은 고딕"/>
+          <w:b w:val="0"/>
+          <w:sz w:val="21"/>
+        </w:rPr>
       </w:r>
     </w:p>
     <w:p>
       <w:pPr>
-        <w:spacing w:line="312" w:lineRule="auto" w:after="120"/>
+        <w:spacing w:line="324" w:lineRule="auto" w:after="120"/>
       </w:pPr>
       <w:r>
         <w:rPr w:rFonts="맑은 고딕">
@@ -108,51 +61,516 @@
           <w:b w:val="0"/>
           <w:sz w:val="21"/>
         </w:rPr>
-        <w:t>1960년대와 70년대 세계 대중음악계에서 이탈리아의 '칸초네(Canzone)'는 특유의 서정성과 드라마틱한 멜로디로 유로팝의 황금기를 이끌었습니다. 본 앨범 《Canzone Best 24》는 산레모 가요제(Sanremo Music Festival)를 중심으로 전 세계 음악 팬들의 감수성을 사로잡았던 칸초네 명곡 24곡을 2장의 LP에 정성스럽게 담아낸 명반 컴필레이션입니다. 영미권 팝 음악과는 차별화된 이탈리아 특유의 벨칸토 창법과 낭만적인 오케스트레이션이 집약되어 있어, 아날로그 음반 시대의 음악 애호가들에게 지중해의 로맨틱한 풍경과 깊은 감동을 안겨준 상징적인 선집입니다.</w:t>
+        <w:t>지중해의 푸른 물결과 눈부신 태양, 그리고 인간 영혼의 가장 깊은 곳을 울리는 이탈리아 고유의 낭만이 두 장의 바이닐 속에 오롯이 스며 있는 명편집반입니다. 1960~70년대 산레모 가요제를 중심으로 유럽 팝 음악계를 매료시켰던 칸초네의 찬란한 황금기 명곡 24곡을 엄선하여 격조 높은 서정의 파노라마를 펼쳐냅니다. 언어의 장벽을 뛰어넘어 멜로디의 숭고함과 애절한 감성으로 심장을 두드리는 이 음반은 세월이 흘러도 퇴색하지 않는 클래식 팝의 영원한 미학을 증명합니다. 풍부한 오케스트레이션과 격정적인 보컬이 빚어내는 아날로그적 온기는 듣는 이로 하여금 지중해의 어느 고요한 노을 속으로 아스라이 빠져들게 합니다.</w:t>
       </w:r>
     </w:p>
     <w:p>
       <w:pPr>
-        <w:spacing w:line="312" w:lineRule="auto" w:after="120"/>
+        <w:spacing w:line="324" w:lineRule="auto" w:before="200" w:after="80"/>
       </w:pPr>
+      <w:r>
+        <w:rPr w:rFonts="맑은 고딕">
+          <w:rFonts w:ascii="맑은 고딕" w:hAnsi="맑은 고딕" w:eastAsia="맑은 고딕"/>
+          <w:b/>
+          <w:color w:val="1E3A8A"/>
+          <w:sz w:val="24"/>
+        </w:rPr>
+        <w:t>1. 음반 데이터</w:t>
+      </w:r>
+    </w:p>
+    <w:p>
+      <w:pPr>
+        <w:spacing w:line="324" w:lineRule="auto" w:after="80"/>
+      </w:pPr>
+      <w:r>
+        <w:rPr w:rFonts="맑은 고딕">
+          <w:rFonts w:ascii="맑은 고딕" w:hAnsi="맑은 고딕" w:eastAsia="맑은 고딕"/>
+          <w:b w:val="0"/>
+          <w:color w:val="6B7280"/>
+          <w:sz w:val="21"/>
+        </w:rPr>
+        <w:t xml:space="preserve">· </w:t>
+      </w:r>
+      <w:r>
+        <w:rPr w:rFonts="맑은 고딕">
+          <w:rFonts w:ascii="맑은 고딕" w:hAnsi="맑은 고딕" w:eastAsia="맑은 고딕"/>
+          <w:b/>
+          <w:color w:val="1F2937"/>
+          <w:sz w:val="21"/>
+        </w:rPr>
+        <w:t xml:space="preserve">앨범명: </w:t>
+      </w:r>
       <w:r>
         <w:rPr w:rFonts="맑은 고딕">
           <w:rFonts w:ascii="맑은 고딕" w:hAnsi="맑은 고딕" w:eastAsia="맑은 고딕"/>
           <w:b w:val="0"/>
           <w:sz w:val="21"/>
         </w:rPr>
-        <w:t>음악적으로 본 음반은 칸초네 장르가 지닌 다채로운 스펙트럼을 완벽하게 조명합니다. 극적인 가창력과 깊은 음색을 자랑하는 거장 아티스트들의 보컬은 웅장한 스트링 연주와 어우러져 깊은 울림을 선사합니다. 이탈리아어 특유의 모음 중심 언어가 주는 미려한 억양과 절절한 멜로디 라인은 듣는 이의 감성을 자극하기에 부족함이 없으며, 더블 LP(2LP)라는 여유로운 용량을 활용하여 단순한 유행가를 넘어 음악적 가치가 높은 트랙들을 균형 있게 배치한 점이 돋보입니다.</w:t>
+        <w:t>Canzone Best 24 (더블)</w:t>
       </w:r>
     </w:p>
     <w:p>
       <w:pPr>
-        <w:spacing w:line="312" w:lineRule="auto" w:after="120"/>
+        <w:spacing w:line="324" w:lineRule="auto" w:after="80"/>
       </w:pPr>
+      <w:r>
+        <w:rPr w:rFonts="맑은 고딕">
+          <w:rFonts w:ascii="맑은 고딕" w:hAnsi="맑은 고딕" w:eastAsia="맑은 고딕"/>
+          <w:b w:val="0"/>
+          <w:color w:val="6B7280"/>
+          <w:sz w:val="21"/>
+        </w:rPr>
+        <w:t xml:space="preserve">· </w:t>
+      </w:r>
+      <w:r>
+        <w:rPr w:rFonts="맑은 고딕">
+          <w:rFonts w:ascii="맑은 고딕" w:hAnsi="맑은 고딕" w:eastAsia="맑은 고딕"/>
+          <w:b/>
+          <w:color w:val="1F2937"/>
+          <w:sz w:val="21"/>
+        </w:rPr>
+        <w:t xml:space="preserve">아티스트: </w:t>
+      </w:r>
       <w:r>
         <w:rPr w:rFonts="맑은 고딕">
           <w:rFonts w:ascii="맑은 고딕" w:hAnsi="맑은 고딕" w:eastAsia="맑은 고딕"/>
           <w:b w:val="0"/>
           <w:sz w:val="21"/>
         </w:rPr>
-        <w:t>수록곡들을 살펴보면 청순함의 대명사 질리올라 칭쿠에티(Gigliola Cinquetti)의 영원한 클래식 〈Non Ho L'Età〉부터, '여사제' 밀바(Milva)의 호소력 짙은 음색이 돋보이는 〈L'Immensità〉, 앤티크한 낭만을 품은 비르마 고이치(Wilma Goich)의 〈Le Colline Sono In Fiore〉, 그리고 70년대 중반을 풍미한 일 산토 칼리포르니아(I Santo California)의 애절한 〈Tornerò〉에 이르기까지 칸초네의 정수를 맛볼 수 있습니다. 각 트랙은 아티스트 고유의 개성과 지중해의 낭만이 짙게 배어 있어, LP 특유의 따뜻하고 풍성한 아날로그 질감으로 감상할 때 그 진가가 더욱 빛납니다.</w:t>
+        <w:t>Various Artists</w:t>
       </w:r>
     </w:p>
     <w:p>
       <w:pPr>
-        <w:spacing w:line="312" w:lineRule="auto" w:after="120"/>
+        <w:spacing w:line="324" w:lineRule="auto" w:after="80"/>
       </w:pPr>
+      <w:r>
+        <w:rPr w:rFonts="맑은 고딕">
+          <w:rFonts w:ascii="맑은 고딕" w:hAnsi="맑은 고딕" w:eastAsia="맑은 고딕"/>
+          <w:b w:val="0"/>
+          <w:color w:val="6B7280"/>
+          <w:sz w:val="21"/>
+        </w:rPr>
+        <w:t xml:space="preserve">· </w:t>
+      </w:r>
+      <w:r>
+        <w:rPr w:rFonts="맑은 고딕">
+          <w:rFonts w:ascii="맑은 고딕" w:hAnsi="맑은 고딕" w:eastAsia="맑은 고딕"/>
+          <w:b/>
+          <w:color w:val="1F2937"/>
+          <w:sz w:val="21"/>
+        </w:rPr>
+        <w:t xml:space="preserve">발매 정보: </w:t>
+      </w:r>
       <w:r>
         <w:rPr w:rFonts="맑은 고딕">
           <w:rFonts w:ascii="맑은 고딕" w:hAnsi="맑은 고딕" w:eastAsia="맑은 고딕"/>
           <w:b w:val="0"/>
           <w:sz w:val="21"/>
         </w:rPr>
-        <w:t>《Canzone Best 24》는 단순한 히트곡의 모음집을 넘어, 지나간 시절에 대한 향수와 유럽 대중음악의 고전적 아름다움을 동시에 되새기게 해주는 소중한 음악적 유산입니다. 턴테이블 위에서 바늘이 회전하며 흘러나오는 서정적인 선율은 현대의 디지털 음원이 전하지 못하는 깊은 아날로그적 온기와 품격 있는 휴식을 선사할 것입니다.</w:t>
+        <w:t>이탈리아 대중음악의 전성기를 이끌었던 명가들의 오리지널 마스터 음원을 집대성하여, 당대 최고의 기획력으로 2LP 더블 폴더형으로 정중하게 엮어낸 프리미엄 베스트 컴필레이션 앨범입니다.</w:t>
+      </w:r>
+    </w:p>
+    <w:p>
+      <w:pPr>
+        <w:spacing w:line="324" w:lineRule="auto" w:after="80"/>
+      </w:pPr>
+      <w:r>
+        <w:rPr w:rFonts="맑은 고딕">
+          <w:rFonts w:ascii="맑은 고딕" w:hAnsi="맑은 고딕" w:eastAsia="맑은 고딕"/>
+          <w:b w:val="0"/>
+          <w:color w:val="6B7280"/>
+          <w:sz w:val="21"/>
+        </w:rPr>
+        <w:t xml:space="preserve">· </w:t>
+      </w:r>
+      <w:r>
+        <w:rPr w:rFonts="맑은 고딕">
+          <w:rFonts w:ascii="맑은 고딕" w:hAnsi="맑은 고딕" w:eastAsia="맑은 고딕"/>
+          <w:b/>
+          <w:color w:val="1F2937"/>
+          <w:sz w:val="21"/>
+        </w:rPr>
+        <w:t xml:space="preserve">LP 인기도(판매량): </w:t>
+      </w:r>
+      <w:r>
+        <w:rPr w:rFonts="맑은 고딕">
+          <w:rFonts w:ascii="맑은 고딕" w:hAnsi="맑은 고딕" w:eastAsia="맑은 고딕"/>
+          <w:b w:val="0"/>
+          <w:sz w:val="21"/>
+        </w:rPr>
+        <w:t>발매 당시 국내외 음악 다방과 라디오 심야 음악 프로그램을 중심으로 폭발적인 신청 열풍을 일으켰으며, 더블 앨범이라는 풍성한 구성에 힘입어 교양 있는 음악 애호가들의 필청 음반으로 꾸준한 스테디셀러를 기록했습니다.</w:t>
+      </w:r>
+    </w:p>
+    <w:p>
+      <w:pPr>
+        <w:spacing w:line="324" w:lineRule="auto" w:after="80"/>
+      </w:pPr>
+      <w:r>
+        <w:rPr w:rFonts="맑은 고딕">
+          <w:rFonts w:ascii="맑은 고딕" w:hAnsi="맑은 고딕" w:eastAsia="맑은 고딕"/>
+          <w:b w:val="0"/>
+          <w:color w:val="6B7280"/>
+          <w:sz w:val="21"/>
+        </w:rPr>
+        <w:t xml:space="preserve">· </w:t>
+      </w:r>
+      <w:r>
+        <w:rPr w:rFonts="맑은 고딕">
+          <w:rFonts w:ascii="맑은 고딕" w:hAnsi="맑은 고딕" w:eastAsia="맑은 고딕"/>
+          <w:b/>
+          <w:color w:val="1F2937"/>
+          <w:sz w:val="21"/>
+        </w:rPr>
+        <w:t xml:space="preserve">각종 수상경력: </w:t>
+      </w:r>
+      <w:r>
+        <w:rPr w:rFonts="맑은 고딕">
+          <w:rFonts w:ascii="맑은 고딕" w:hAnsi="맑은 고딕" w:eastAsia="맑은 고딕"/>
+          <w:b w:val="0"/>
+          <w:sz w:val="21"/>
+        </w:rPr>
+        <w:t>수록곡 대다수가 산레모 가요제(Festival di Sanremo) 우승 및 입상곡, 그리고 유로비전 송 콘테스트(Eurovision Song Contest)를 석권한 역사적 걸작들로 채워져 그 권위와 예술성을 공인받았습니다.</w:t>
+      </w:r>
+    </w:p>
+    <w:p>
+      <w:pPr>
+        <w:spacing w:line="324" w:lineRule="auto" w:before="200" w:after="80"/>
+      </w:pPr>
+      <w:r>
+        <w:rPr w:rFonts="맑은 고딕">
+          <w:rFonts w:ascii="맑은 고딕" w:hAnsi="맑은 고딕" w:eastAsia="맑은 고딕"/>
+          <w:b/>
+          <w:color w:val="1E3A8A"/>
+          <w:sz w:val="24"/>
+        </w:rPr>
+        <w:t>2. 아티스트 정보</w:t>
+      </w:r>
+    </w:p>
+    <w:p>
+      <w:pPr>
+        <w:spacing w:line="324" w:lineRule="auto" w:after="80"/>
+      </w:pPr>
+      <w:r>
+        <w:rPr w:rFonts="맑은 고딕">
+          <w:rFonts w:ascii="맑은 고딕" w:hAnsi="맑은 고딕" w:eastAsia="맑은 고딕"/>
+          <w:b w:val="0"/>
+          <w:color w:val="6B7280"/>
+          <w:sz w:val="21"/>
+        </w:rPr>
+        <w:t xml:space="preserve">· </w:t>
+      </w:r>
+      <w:r>
+        <w:rPr w:rFonts="맑은 고딕">
+          <w:rFonts w:ascii="맑은 고딕" w:hAnsi="맑은 고딕" w:eastAsia="맑은 고딕"/>
+          <w:b/>
+          <w:color w:val="1F2937"/>
+          <w:sz w:val="21"/>
+        </w:rPr>
+        <w:t xml:space="preserve">국적: </w:t>
+      </w:r>
+      <w:r>
+        <w:rPr w:rFonts="맑은 고딕">
+          <w:rFonts w:ascii="맑은 고딕" w:hAnsi="맑은 고딕" w:eastAsia="맑은 고딕"/>
+          <w:b w:val="0"/>
+          <w:sz w:val="21"/>
+        </w:rPr>
+        <w:t>이탈리아 (Italy)</w:t>
+      </w:r>
+    </w:p>
+    <w:p>
+      <w:pPr>
+        <w:spacing w:line="324" w:lineRule="auto" w:after="80"/>
+      </w:pPr>
+      <w:r>
+        <w:rPr w:rFonts="맑은 고딕">
+          <w:rFonts w:ascii="맑은 고딕" w:hAnsi="맑은 고딕" w:eastAsia="맑은 고딕"/>
+          <w:b w:val="0"/>
+          <w:color w:val="6B7280"/>
+          <w:sz w:val="21"/>
+        </w:rPr>
+        <w:t xml:space="preserve">· </w:t>
+      </w:r>
+      <w:r>
+        <w:rPr w:rFonts="맑은 고딕">
+          <w:rFonts w:ascii="맑은 고딕" w:hAnsi="맑은 고딕" w:eastAsia="맑은 고딕"/>
+          <w:b/>
+          <w:color w:val="1F2937"/>
+          <w:sz w:val="21"/>
+        </w:rPr>
+        <w:t xml:space="preserve">생몰년도: </w:t>
+      </w:r>
+      <w:r>
+        <w:rPr w:rFonts="맑은 고딕">
+          <w:rFonts w:ascii="맑은 고딕" w:hAnsi="맑은 고딕" w:eastAsia="맑은 고딕"/>
+          <w:b w:val="0"/>
+          <w:sz w:val="21"/>
+        </w:rPr>
+        <w:t>1950년대 후반 ~ 1970년대 전성기 활동 (Various Artists)</w:t>
+      </w:r>
+    </w:p>
+    <w:p>
+      <w:pPr>
+        <w:spacing w:line="324" w:lineRule="auto" w:after="80"/>
+      </w:pPr>
+      <w:r>
+        <w:rPr w:rFonts="맑은 고딕">
+          <w:rFonts w:ascii="맑은 고딕" w:hAnsi="맑은 고딕" w:eastAsia="맑은 고딕"/>
+          <w:b w:val="0"/>
+          <w:color w:val="6B7280"/>
+          <w:sz w:val="21"/>
+        </w:rPr>
+        <w:t xml:space="preserve">· </w:t>
+      </w:r>
+      <w:r>
+        <w:rPr w:rFonts="맑은 고딕">
+          <w:rFonts w:ascii="맑은 고딕" w:hAnsi="맑은 고딕" w:eastAsia="맑은 고딕"/>
+          <w:b/>
+          <w:color w:val="1F2937"/>
+          <w:sz w:val="21"/>
+        </w:rPr>
+        <w:t xml:space="preserve">그룹 소속: </w:t>
+      </w:r>
+      <w:r>
+        <w:rPr w:rFonts="맑은 고딕">
+          <w:rFonts w:ascii="맑은 고딕" w:hAnsi="맑은 고딕" w:eastAsia="맑은 고딕"/>
+          <w:b w:val="0"/>
+          <w:sz w:val="21"/>
+        </w:rPr>
+        <w:t>옴니버스 (Various Artists)</w:t>
+      </w:r>
+    </w:p>
+    <w:p>
+      <w:pPr>
+        <w:spacing w:line="324" w:lineRule="auto" w:after="80"/>
+      </w:pPr>
+      <w:r>
+        <w:rPr w:rFonts="맑은 고딕">
+          <w:rFonts w:ascii="맑은 고딕" w:hAnsi="맑은 고딕" w:eastAsia="맑은 고딕"/>
+          <w:b w:val="0"/>
+          <w:color w:val="6B7280"/>
+          <w:sz w:val="21"/>
+        </w:rPr>
+        <w:t xml:space="preserve">· </w:t>
+      </w:r>
+      <w:r>
+        <w:rPr w:rFonts="맑은 고딕">
+          <w:rFonts w:ascii="맑은 고딕" w:hAnsi="맑은 고딕" w:eastAsia="맑은 고딕"/>
+          <w:b/>
+          <w:color w:val="1F2937"/>
+          <w:sz w:val="21"/>
+        </w:rPr>
+        <w:t xml:space="preserve">아티스트 소개: </w:t>
+      </w:r>
+      <w:r>
+        <w:rPr w:rFonts="맑은 고딕">
+          <w:rFonts w:ascii="맑은 고딕" w:hAnsi="맑은 고딕" w:eastAsia="맑은 고딕"/>
+          <w:b w:val="0"/>
+          <w:sz w:val="21"/>
+        </w:rPr>
+        <w:t>질리오라 칭케티(Gigliola Cinquetti), 밀바(Milva), 바비 솔로(Bobby Solo), 페피노 갈리아르디(Peppino Gagliardi) 등 이탈리아 칸초네의 르네상스를 꽃피운 전설적인 거장 보컬리스트들이 대거 참여하였습니다. 이들은 오페라 벨칸토 발성의 유려함과 대중음악의 통속적 서정성을 절묘하게 결합하여 현대 유럽 팝 음악의 독보적인 예술적 지평을 열었습니다.</w:t>
+      </w:r>
+    </w:p>
+    <w:p>
+      <w:pPr>
+        <w:spacing w:line="324" w:lineRule="auto" w:before="200" w:after="80"/>
+      </w:pPr>
+      <w:r>
+        <w:rPr w:rFonts="맑은 고딕">
+          <w:rFonts w:ascii="맑은 고딕" w:hAnsi="맑은 고딕" w:eastAsia="맑은 고딕"/>
+          <w:b/>
+          <w:color w:val="1E3A8A"/>
+          <w:sz w:val="24"/>
+        </w:rPr>
+        <w:t>3. 음반 상세 분석</w:t>
+      </w:r>
+    </w:p>
+    <w:p>
+      <w:pPr>
+        <w:spacing w:line="324" w:lineRule="auto" w:after="80"/>
+      </w:pPr>
+      <w:r>
+        <w:rPr w:rFonts="맑은 고딕">
+          <w:rFonts w:ascii="맑은 고딕" w:hAnsi="맑은 고딕" w:eastAsia="맑은 고딕"/>
+          <w:b w:val="0"/>
+          <w:color w:val="6B7280"/>
+          <w:sz w:val="21"/>
+        </w:rPr>
+        <w:t xml:space="preserve">· </w:t>
+      </w:r>
+      <w:r>
+        <w:rPr w:rFonts="맑은 고딕">
+          <w:rFonts w:ascii="맑은 고딕" w:hAnsi="맑은 고딕" w:eastAsia="맑은 고딕"/>
+          <w:b/>
+          <w:color w:val="1F2937"/>
+          <w:sz w:val="21"/>
+        </w:rPr>
+        <w:t xml:space="preserve">역사적 위치: </w:t>
+      </w:r>
+      <w:r>
+        <w:rPr w:rFonts="맑은 고딕">
+          <w:rFonts w:ascii="맑은 고딕" w:hAnsi="맑은 고딕" w:eastAsia="맑은 고딕"/>
+          <w:b w:val="0"/>
+          <w:sz w:val="21"/>
+        </w:rPr>
+        <w:t>영미권 팝 음악이 세계 시장을 주도하던 시대에, 대륙의 고풍스러운 서정과 낭만주의를 수호하며 전 세계 음악 팬들에게 비영어권 음악의 찬란한 음악적 가치를 아로새긴 중요한 이정표입니다. 두 장의 LP에 담긴 24곡의 선곡은 단순한 히트곡의 나열을 넘어 칸초네의 음악적 변천사와 다채로운 양식을 한눈에 조망할 수 있는 아카이브적 완성도를 자랑합니다.</w:t>
+      </w:r>
+    </w:p>
+    <w:p>
+      <w:pPr>
+        <w:spacing w:line="324" w:lineRule="auto" w:after="80"/>
+      </w:pPr>
+      <w:r>
+        <w:rPr w:rFonts="맑은 고딕">
+          <w:rFonts w:ascii="맑은 고딕" w:hAnsi="맑은 고딕" w:eastAsia="맑은 고딕"/>
+          <w:b w:val="0"/>
+          <w:color w:val="6B7280"/>
+          <w:sz w:val="21"/>
+        </w:rPr>
+        <w:t xml:space="preserve">· </w:t>
+      </w:r>
+      <w:r>
+        <w:rPr w:rFonts="맑은 고딕">
+          <w:rFonts w:ascii="맑은 고딕" w:hAnsi="맑은 고딕" w:eastAsia="맑은 고딕"/>
+          <w:b/>
+          <w:color w:val="1F2937"/>
+          <w:sz w:val="21"/>
+        </w:rPr>
+        <w:t xml:space="preserve">시대의 흔적(스토리텔링): </w:t>
+      </w:r>
+      <w:r>
+        <w:rPr w:rFonts="맑은 고딕">
+          <w:rFonts w:ascii="맑은 고딕" w:hAnsi="맑은 고딕" w:eastAsia="맑은 고딕"/>
+          <w:b w:val="0"/>
+          <w:sz w:val="21"/>
+        </w:rPr>
+        <w:t>1970~80년대 한국의 청년 문화 속에서 '칸초네'는 지적이고 낭만적인 청춘의 상징이었으며, 턴테이블 위에서 조용히 회전하던 이 음반의 소리는 문학청년들의 고독과 첫사랑의 설렘을 위로해 주던 따스한 안식처였습니다. LP 재킷을 펼쳤을 때 마주하는 풍성한 해설과 지중해의 풍경은 암울했던 시대적 공기 속에서도 순수한 낭만의 세계를 꿈꾸게 했던 소중한 정서적 탈출구였습니다.</w:t>
+      </w:r>
+    </w:p>
+    <w:p>
+      <w:pPr>
+        <w:spacing w:line="324" w:lineRule="auto" w:before="200" w:after="80"/>
+      </w:pPr>
+      <w:r>
+        <w:rPr w:rFonts="맑은 고딕">
+          <w:rFonts w:ascii="맑은 고딕" w:hAnsi="맑은 고딕" w:eastAsia="맑은 고딕"/>
+          <w:b/>
+          <w:color w:val="1E3A8A"/>
+          <w:sz w:val="24"/>
+        </w:rPr>
+        <w:t>4. 주요 수록곡 및 감상 제언</w:t>
+      </w:r>
+    </w:p>
+    <w:p>
+      <w:pPr>
+        <w:spacing w:line="324" w:lineRule="auto" w:after="80"/>
+      </w:pPr>
+      <w:r>
+        <w:rPr w:rFonts="맑은 고딕">
+          <w:rFonts w:ascii="맑은 고딕" w:hAnsi="맑은 고딕" w:eastAsia="맑은 고딕"/>
+          <w:b w:val="0"/>
+          <w:color w:val="6B7280"/>
+          <w:sz w:val="21"/>
+        </w:rPr>
+        <w:t xml:space="preserve">· </w:t>
+      </w:r>
+      <w:r>
+        <w:rPr w:rFonts="맑은 고딕">
+          <w:rFonts w:ascii="맑은 고딕" w:hAnsi="맑은 고딕" w:eastAsia="맑은 고딕"/>
+          <w:b/>
+          <w:color w:val="1F2937"/>
+          <w:sz w:val="21"/>
+        </w:rPr>
+        <w:t xml:space="preserve">주요 수록곡 특징: </w:t>
+      </w:r>
+      <w:r>
+        <w:rPr w:rFonts="맑은 고딕">
+          <w:rFonts w:ascii="맑은 고딕" w:hAnsi="맑은 고딕" w:eastAsia="맑은 고딕"/>
+          <w:b w:val="0"/>
+          <w:sz w:val="21"/>
+        </w:rPr>
+        <w:t>질리오라 칭케티의 티 없이 맑은 목소리로 순결한 청춘의 감성을 노래한 "Non Ho L'Età(나이도 어린데)"와 "La Pioggia(비)", 밀바 특유의 짙은 드라마와 카리스마가 돋보이는 "L'Immensità(눈물 속에 피는 꽃)", 그리고 바비 솔로의 감미로운 저음이 가슴을 적시는 "Una Lacrima Sul Viso(뺨에 흐르는 눈물)" 등 매 트랙마다 웅장한 현악 오케스트라와 극적인 멜로디의 정수가 유려하게 흐릅니다.</w:t>
+      </w:r>
+    </w:p>
+    <w:p>
+      <w:pPr>
+        <w:spacing w:line="324" w:lineRule="auto" w:after="80"/>
+      </w:pPr>
+      <w:r>
+        <w:rPr w:rFonts="맑은 고딕">
+          <w:rFonts w:ascii="맑은 고딕" w:hAnsi="맑은 고딕" w:eastAsia="맑은 고딕"/>
+          <w:b w:val="0"/>
+          <w:color w:val="6B7280"/>
+          <w:sz w:val="21"/>
+        </w:rPr>
+        <w:t xml:space="preserve">· </w:t>
+      </w:r>
+      <w:r>
+        <w:rPr w:rFonts="맑은 고딕">
+          <w:rFonts w:ascii="맑은 고딕" w:hAnsi="맑은 고딕" w:eastAsia="맑은 고딕"/>
+          <w:b/>
+          <w:color w:val="1F2937"/>
+          <w:sz w:val="21"/>
+        </w:rPr>
+        <w:t xml:space="preserve">빈티지 감상 제언: </w:t>
+      </w:r>
+      <w:r>
+        <w:rPr w:rFonts="맑은 고딕">
+          <w:rFonts w:ascii="맑은 고딕" w:hAnsi="맑은 고딕" w:eastAsia="맑은 고딕"/>
+          <w:b w:val="0"/>
+          <w:sz w:val="21"/>
+        </w:rPr>
+        <w:t>고음질 바이닐의 풍성한 다이내믹 레인지는 진공관 앰프의 따뜻한 배음과 결합할 때 그 진가를 완벽히 드러내며, 칸초네 특유의 드라마틱한 오케스트레이션과 보컬의 숨소리까지 가감 없이 살려냅니다. 조도를 낮춘 고즈넉한 저녁, 중음역이 단단한 스피커를 통해 묵직한 카트리지 바늘이 소리골을 긁으며 뿜어내는 농밀한 벨칸토 창법의 울림에 온전히 귀를 기울이기를 권합니다.</w:t>
+      </w:r>
+    </w:p>
+    <w:p>
+      <w:pPr>
+        <w:spacing w:line="324" w:lineRule="auto" w:after="80"/>
+      </w:pPr>
+      <w:r>
+        <w:rPr w:rFonts="맑은 고딕">
+          <w:rFonts w:ascii="맑은 고딕" w:hAnsi="맑은 고딕" w:eastAsia="맑은 고딕"/>
+          <w:b w:val="0"/>
+          <w:color w:val="6B7280"/>
+          <w:sz w:val="21"/>
+        </w:rPr>
+        <w:t xml:space="preserve">· </w:t>
+      </w:r>
+      <w:r>
+        <w:rPr w:rFonts="맑은 고딕">
+          <w:rFonts w:ascii="맑은 고딕" w:hAnsi="맑은 고딕" w:eastAsia="맑은 고딕"/>
+          <w:b/>
+          <w:color w:val="1F2937"/>
+          <w:sz w:val="21"/>
+        </w:rPr>
+        <w:t xml:space="preserve">소장 가치: </w:t>
+      </w:r>
+      <w:r>
+        <w:rPr w:rFonts="맑은 고딕">
+          <w:rFonts w:ascii="맑은 고딕" w:hAnsi="맑은 고딕" w:eastAsia="맑은 고딕"/>
+          <w:b w:val="0"/>
+          <w:sz w:val="21"/>
+        </w:rPr>
+        <w:t>칸초네의 가장 아름다웠던 시절의 명연주들을 원음의 결을 간직한 2LP 더블반의 품격 있는 패키지로 소장할 수 있다는 점만으로도 아날로그 컬렉터들에게는 대체 불가능한 보물과도 같은 음반입니다.</w:t>
+      </w:r>
+    </w:p>
+    <w:p>
+      <w:pPr>
+        <w:spacing w:line="324" w:lineRule="auto" w:after="120" w:before="160"/>
+      </w:pPr>
+      <w:r>
+        <w:rPr w:rFonts="맑은 고딕">
+          <w:rFonts w:ascii="맑은 고딕" w:hAnsi="맑은 고딕" w:eastAsia="맑은 고딕"/>
+          <w:b/>
+          <w:color w:val="4338CA"/>
+          <w:sz w:val="21"/>
+        </w:rPr>
+        <w:t>이 음반을 통해 아날로그 바이닐의 따스한 소리골을 타고 흐르는 지중해의 깊은 서정과 칸초네의 황금기가 전해주는 감동을 다시 한번 경험해 보시는 것은 어떨까요?</w:t>
       </w:r>
     </w:p>
     <w:sectPr>
       <w:pgSz w:w="12240" w:h="15840"/>
-      <w:pgMar w:top="1440" w:right="1440" w:bottom="1440" w:left="1440" w:header="720" w:footer="720" w:gutter="0"/>
+      <w:pgMar w:top="1152" w:right="1296" w:bottom="1152" w:left="1296" w:header="720" w:footer="720" w:gutter="0"/>
       <w:cols w:space="720"/>
       <w:docGrid w:linePitch="360"/>
     </w:sectPr>

--- a/word_reports/LP_0032_위치_361_Various Artists_Canzone B.docx
+++ b/word_reports/LP_0032_위치_361_Various Artists_Canzone B.docx
@@ -32,7 +32,7 @@
     </w:p>
     <w:p>
       <w:pPr>
-        <w:spacing w:line="324" w:lineRule="auto" w:before="80" w:after="160"/>
+        <w:spacing w:line="324" w:lineRule="auto" w:before="80" w:after="120"/>
       </w:pPr>
       <w:r>
         <w:rPr w:rFonts="맑은 고딕">
@@ -42,13 +42,6 @@
           <w:sz w:val="22"/>
         </w:rPr>
         <w:t xml:space="preserve">[음반 소개] </w:t>
-      </w:r>
-      <w:r>
-        <w:rPr w:rFonts="맑은 고딕">
-          <w:rFonts w:ascii="맑은 고딕" w:hAnsi="맑은 고딕" w:eastAsia="맑은 고딕"/>
-          <w:b w:val="0"/>
-          <w:sz w:val="21"/>
-        </w:rPr>
       </w:r>
     </w:p>
     <w:p>
@@ -61,7 +54,33 @@
           <w:b w:val="0"/>
           <w:sz w:val="21"/>
         </w:rPr>
-        <w:t>지중해의 푸른 물결과 눈부신 태양, 그리고 인간 영혼의 가장 깊은 곳을 울리는 이탈리아 고유의 낭만이 두 장의 바이닐 속에 오롯이 스며 있는 명편집반입니다. 1960~70년대 산레모 가요제를 중심으로 유럽 팝 음악계를 매료시켰던 칸초네의 찬란한 황금기 명곡 24곡을 엄선하여 격조 높은 서정의 파노라마를 펼쳐냅니다. 언어의 장벽을 뛰어넘어 멜로디의 숭고함과 애절한 감성으로 심장을 두드리는 이 음반은 세월이 흘러도 퇴색하지 않는 클래식 팝의 영원한 미학을 증명합니다. 풍부한 오케스트레이션과 격정적인 보컬이 빚어내는 아날로그적 온기는 듣는 이로 하여금 지중해의 어느 고요한 노을 속으로 아스라이 빠져들게 합니다.</w:t>
+        <w:t>지중해의 푸른 물결과 눈부신 태양, 그리고 그 이면에 깃든 아련한 비애의 정서가 응축된 이탈리아의 칸초네(Canzone)는 20세기 유럽 대중음악이 남긴 가장 고결하고 서정적인 유산 중 하나입니다. 본 음반 《Canzone Best 24》는 1960년대와 1970년대, 칸초네가 세계적인 예술적 융성을 이루었던 찬란한 황금기의 정수를 엄선하여 2장의 LP에 정성스레 아로새긴 기념비적인 컴필레이션 명반입니다. 이탈리아 고유의 벨칸토 발성에 깃든 풍부한 성량과 낭만적인 오케스트레이션, 그리고 한 편의 고전 시를 읊조리는 듯한 문학적 서사가 24곡의 트랙마다 빈틈없이 채워져 있습니다.</w:t>
+      </w:r>
+    </w:p>
+    <w:p>
+      <w:pPr>
+        <w:spacing w:line="324" w:lineRule="auto" w:after="120"/>
+      </w:pPr>
+      <w:r>
+        <w:rPr w:rFonts="맑은 고딕">
+          <w:rFonts w:ascii="맑은 고딕" w:hAnsi="맑은 고딕" w:eastAsia="맑은 고딕"/>
+          <w:b w:val="0"/>
+          <w:sz w:val="21"/>
+        </w:rPr>
+        <w:t>이 음반은 단순한 히트곡의 나열을 넘어, 당대 산레모 가요제(Festival di Sanremo)를 중심으로 태동한 칸초네의 미학적 정점을 집대성했다는 점에서 음악사적 가치가 드높습니다. 영미권의 로큰롤과 팝 음악이 거대한 상업적 물결을 일으키던 시기에도, 이탈리아의 음유시인들과 디바들은 모국어 특유의 유려한 음운과 인간 내면의 깊은 고독, 불타는 열정을 멜로디에 담아내며 독자적인 예술적 경지를 지켜냈습니다. 낭만주의적 전통과 현대적 대중음악 어법이 가장 완벽한 균형을 이루었던 시대의 공기가 이 더블 음반 속에 온전히 숨 쉬고 있습니다.</w:t>
+      </w:r>
+    </w:p>
+    <w:p>
+      <w:pPr>
+        <w:spacing w:line="324" w:lineRule="auto" w:after="120"/>
+      </w:pPr>
+      <w:r>
+        <w:rPr w:rFonts="맑은 고딕">
+          <w:rFonts w:ascii="맑은 고딕" w:hAnsi="맑은 고딕" w:eastAsia="맑은 고딕"/>
+          <w:b w:val="0"/>
+          <w:sz w:val="21"/>
+        </w:rPr>
+        <w:t>특히 이 음반에 수록된 곡들은 과거 대한민국의 밤하늘을 수놓았던 심야 라디오 프로그램과 찻잔의 온기가 피어오르던 음악다방의 풍경을 고스란히 소환합니다. 서구 팝송과는 또 다른 결의 애잔함과 비장미는 우리 민족 특유의 '한(恨)'과 서정적 정서에 깊숙이 닿아 있었으며, 지적인 청년 문화의 상징이자 순수했던 낭만의 배경음악으로 자리 잡았습니다. 세월이 흘러 디지털 음원이 범람하는 오늘날에도, 묵직한 턴테이블 위에서 회전하는 이 음반의 소릿골은 잊혀졌던 노스탤지어를 깨우며 가슴을 저미는 짙은 울림을 선사합니다.</w:t>
       </w:r>
     </w:p>
     <w:p>
@@ -168,7 +187,7 @@
           <w:b w:val="0"/>
           <w:sz w:val="21"/>
         </w:rPr>
-        <w:t>이탈리아 대중음악의 전성기를 이끌었던 명가들의 오리지널 마스터 음원을 집대성하여, 당대 최고의 기획력으로 2LP 더블 폴더형으로 정중하게 엮어낸 프리미엄 베스트 컴필레이션 앨범입니다.</w:t>
+        <w:t>1960~70년대 이탈리아 칸초네의 황금기를 수놓았던 최고 권위의 음원들을 집대성하여 선보인 2LP(더블 앨범) 기획반으로, 유럽 팝의 정통성을 간직한 고품격 아날로그 마스터링을 거쳐 발매되었습니다.</w:t>
       </w:r>
     </w:p>
     <w:p>
@@ -199,7 +218,7 @@
           <w:b w:val="0"/>
           <w:sz w:val="21"/>
         </w:rPr>
-        <w:t>발매 당시 국내외 음악 다방과 라디오 심야 음악 프로그램을 중심으로 폭발적인 신청 열풍을 일으켰으며, 더블 앨범이라는 풍성한 구성에 힘입어 교양 있는 음악 애호가들의 필청 음반으로 꾸준한 스테디셀러를 기록했습니다.</w:t>
+        <w:t>발매 당시 국내외를 막론하고 칸초네 애호가 및 오디오 파일들 사이에서 필청 음반으로 꼽히며 장기적인 스테디셀러를 기록하였고, 심야 음악 방송과 음악 감상실의 애청반으로 폭발적인 사랑을 받았습니다.</w:t>
       </w:r>
     </w:p>
     <w:p>
@@ -230,7 +249,7 @@
           <w:b w:val="0"/>
           <w:sz w:val="21"/>
         </w:rPr>
-        <w:t>수록곡 대다수가 산레모 가요제(Festival di Sanremo) 우승 및 입상곡, 그리고 유로비전 송 콘테스트(Eurovision Song Contest)를 석권한 역사적 걸작들로 채워져 그 권위와 예술성을 공인받았습니다.</w:t>
+        <w:t>세계 최고 권위의 가요 제전인 ‘산레모 가요제(Festival di Sanremo)’ 역대 그랑프리 및 상위 입상곡, 그리고 유로비전 송 콘테스트를 빛낸 불멸의 명곡들이 대거 수록되어 음악적 권위와 완성도를 공인받았습니다.</w:t>
       </w:r>
     </w:p>
     <w:p>
@@ -306,7 +325,7 @@
           <w:b w:val="0"/>
           <w:sz w:val="21"/>
         </w:rPr>
-        <w:t>1950년대 후반 ~ 1970년대 전성기 활동 (Various Artists)</w:t>
+        <w:t>수록 아티스트들의 황금 활동기: 1960년대 ~ 1970년대</w:t>
       </w:r>
     </w:p>
     <w:p>
@@ -337,7 +356,7 @@
           <w:b w:val="0"/>
           <w:sz w:val="21"/>
         </w:rPr>
-        <w:t>옴니버스 (Various Artists)</w:t>
+        <w:t>옴니버스 (이탈리아를 대표하는 전설적인 솔로 보컬리스트 및 앙상블 연합)</w:t>
       </w:r>
     </w:p>
     <w:p>
@@ -368,7 +387,7 @@
           <w:b w:val="0"/>
           <w:sz w:val="21"/>
         </w:rPr>
-        <w:t>질리오라 칭케티(Gigliola Cinquetti), 밀바(Milva), 바비 솔로(Bobby Solo), 페피노 갈리아르디(Peppino Gagliardi) 등 이탈리아 칸초네의 르네상스를 꽃피운 전설적인 거장 보컬리스트들이 대거 참여하였습니다. 이들은 오페라 벨칸토 발성의 유려함과 대중음악의 통속적 서정성을 절묘하게 결합하여 현대 유럽 팝 음악의 독보적인 예술적 지평을 열었습니다.</w:t>
+        <w:t>질리오라 친퀘티(Gigliola Cinquetti), 니콜라 디 바리(Nicola Di Bari), 바비 솔로(Bobby Solo), 밀바(Milva) 등 이탈리아 대중음악의 전설들이 총망라되어 있습니다. 이들은 벨칸토의 발성적 전통 위에 낭만주의적 서정을 접목하여 전 세계 음악팬들을 매료시킨 세기의 마에스트로이자 디바들입니다.</w:t>
       </w:r>
     </w:p>
     <w:p>
@@ -413,7 +432,7 @@
           <w:b w:val="0"/>
           <w:sz w:val="21"/>
         </w:rPr>
-        <w:t>영미권 팝 음악이 세계 시장을 주도하던 시대에, 대륙의 고풍스러운 서정과 낭만주의를 수호하며 전 세계 음악 팬들에게 비영어권 음악의 찬란한 음악적 가치를 아로새긴 중요한 이정표입니다. 두 장의 LP에 담긴 24곡의 선곡은 단순한 히트곡의 나열을 넘어 칸초네의 음악적 변천사와 다채로운 양식을 한눈에 조망할 수 있는 아카이브적 완성도를 자랑합니다.</w:t>
+        <w:t>영미 팝 일색이던 세계 대중음악계에서 비영어권 유럽 음악의 격조와 예술성을 증명한 최정점의 결과물입니다. 클래식 음악의 오케스트레이션 기법과 낭만적인 대중가요의 어법이 조화롭게 결합된 '아트 팝'의 초기 전형을 보여주는 음반사적 기념비입니다.</w:t>
       </w:r>
     </w:p>
     <w:p>
@@ -444,7 +463,7 @@
           <w:b w:val="0"/>
           <w:sz w:val="21"/>
         </w:rPr>
-        <w:t>1970~80년대 한국의 청년 문화 속에서 '칸초네'는 지적이고 낭만적인 청춘의 상징이었으며, 턴테이블 위에서 조용히 회전하던 이 음반의 소리는 문학청년들의 고독과 첫사랑의 설렘을 위로해 주던 따스한 안식처였습니다. LP 재킷을 펼쳤을 때 마주하는 풍성한 해설과 지중해의 풍경은 암울했던 시대적 공기 속에서도 순수한 낭만의 세계를 꿈꾸게 했던 소중한 정서적 탈출구였습니다.</w:t>
+        <w:t>1970~80년대 한국의 감성적 청년 문화를 대변하는 유물과도 같습니다. 비 내리는 오후 창가, 묵직한 담배 연기와 커피 향이 감돌던 음악 감상실에서 청춘들의 고뇌와 낭만을 달래주던 시대의 정서가 고스란히 담겨 있어, 세대를 초월한 감정의 연대감을 형성합니다.</w:t>
       </w:r>
     </w:p>
     <w:p>
@@ -489,7 +508,7 @@
           <w:b w:val="0"/>
           <w:sz w:val="21"/>
         </w:rPr>
-        <w:t>질리오라 칭케티의 티 없이 맑은 목소리로 순결한 청춘의 감성을 노래한 "Non Ho L'Età(나이도 어린데)"와 "La Pioggia(비)", 밀바 특유의 짙은 드라마와 카리스마가 돋보이는 "L'Immensità(눈물 속에 피는 꽃)", 그리고 바비 솔로의 감미로운 저음이 가슴을 적시는 "Una Lacrima Sul Viso(뺨에 흐르는 눈물)" 등 매 트랙마다 웅장한 현악 오케스트라와 극적인 멜로디의 정수가 유려하게 흐릅니다.</w:t>
+        <w:t>소녀의 청초한 떨림으로 산레모와 유로비전을 석권한 질리오라 친퀘티의 &lt;Non Ho L'età (나이도 어린데)&gt;, 삶의 유랑과 체념을 호소력 짙은 보컬로 승화시킨 &lt;Che Sarà (케 사라)&gt;, 그리고 가슴을 쥐어짜는 듯한 비장미가 압권인 &lt;Il Cuore È Uno Zingaro (마음은 집시)&gt; 등 수록된 24곡 모두가 단 한 곡도 허투루 넘길 수 없는 절정의 서정성과 드라마틱한 오케스트레이션을 자랑합니다.</w:t>
       </w:r>
     </w:p>
     <w:p>
@@ -520,7 +539,7 @@
           <w:b w:val="0"/>
           <w:sz w:val="21"/>
         </w:rPr>
-        <w:t>고음질 바이닐의 풍성한 다이내믹 레인지는 진공관 앰프의 따뜻한 배음과 결합할 때 그 진가를 완벽히 드러내며, 칸초네 특유의 드라마틱한 오케스트레이션과 보컬의 숨소리까지 가감 없이 살려냅니다. 조도를 낮춘 고즈넉한 저녁, 중음역이 단단한 스피커를 통해 묵직한 카트리지 바늘이 소리골을 긁으며 뿜어내는 농밀한 벨칸토 창법의 울림에 온전히 귀를 기울이기를 권합니다.</w:t>
+        <w:t>진공관 앰프의 온화한 배음과 섬세한 감도의 MM/MC 카트리지가 장착된 턴테이블 시스템에서의 감상을 권장합니다. 현악 세션의 유려한 질감과 보컬의 숨소리, 그리고 아날로그 LP 특유의 풍성한 중저역이 맞물릴 때 지중해의 바람처럼 따스하고 깊은 공간감이 방 안 가득 펼쳐집니다.</w:t>
       </w:r>
     </w:p>
     <w:p>
@@ -551,7 +570,7 @@
           <w:b w:val="0"/>
           <w:sz w:val="21"/>
         </w:rPr>
-        <w:t>칸초네의 가장 아름다웠던 시절의 명연주들을 원음의 결을 간직한 2LP 더블반의 품격 있는 패키지로 소장할 수 있다는 점만으로도 아날로그 컬렉터들에게는 대체 불가능한 보물과도 같은 음반입니다.</w:t>
+        <w:t>엄선된 24곡의 마스터피스를 더블 게이트폴드 패키지로 온전히 만날 수 있는 희소성을 지닙니다. 칸초네 역사의 찬란한 순간들을 아날로그 바이닐의 질감으로 영구 보존할 수 있다는 점에서 전통 LP 컬렉터라면 반드시 곁에 두어야 할 영구 소장반입니다.</w:t>
       </w:r>
     </w:p>
     <w:p>
@@ -565,7 +584,7 @@
           <w:color w:val="4338CA"/>
           <w:sz w:val="21"/>
         </w:rPr>
-        <w:t>이 음반을 통해 아날로그 바이닐의 따스한 소리골을 타고 흐르는 지중해의 깊은 서정과 칸초네의 황금기가 전해주는 감동을 다시 한번 경험해 보시는 것은 어떨까요?</w:t>
+        <w:t>이 음반을 통해 지중해의 푸른 낭만과 청춘의 아련한 노스탤지어가 전해주는 감동을 다시 한번 경험해 보시는 것은 어떨까요?</w:t>
       </w:r>
     </w:p>
     <w:sectPr>
